--- a/stitches/maskar/3_stolpe_shell.docx
+++ b/stitches/maskar/3_stolpe_shell.docx
@@ -88,48 +88,30 @@
           <w:b/>
           <w:bCs/>
         </w:rPr>
+        <w:t xml:space="preserve"> crochet </w:t>
+      </w:r>
+      <w:proofErr w:type="gramStart"/>
+      <w:r>
+        <w:rPr>
+          <w:b/>
+          <w:bCs/>
+        </w:rPr>
+        <w:t>shell</w:t>
+      </w:r>
+      <w:r>
+        <w:rPr>
+          <w:b/>
+          <w:bCs/>
+        </w:rPr>
+        <w:t xml:space="preserve">, </w:t>
+      </w:r>
+      <w:r>
+        <w:rPr>
+          <w:b/>
+          <w:bCs/>
+        </w:rPr>
         <w:t xml:space="preserve"> </w:t>
       </w:r>
-      <w:proofErr w:type="spellStart"/>
-      <w:r>
-        <w:rPr>
-          <w:b/>
-          <w:bCs/>
-        </w:rPr>
-        <w:t>crochet</w:t>
-      </w:r>
-      <w:proofErr w:type="spellEnd"/>
-      <w:r>
-        <w:rPr>
-          <w:b/>
-          <w:bCs/>
-        </w:rPr>
-        <w:t xml:space="preserve"> </w:t>
-      </w:r>
-      <w:proofErr w:type="spellStart"/>
-      <w:proofErr w:type="gramStart"/>
-      <w:r>
-        <w:rPr>
-          <w:b/>
-          <w:bCs/>
-        </w:rPr>
-        <w:t>shell</w:t>
-      </w:r>
-      <w:proofErr w:type="spellEnd"/>
-      <w:r>
-        <w:rPr>
-          <w:b/>
-          <w:bCs/>
-        </w:rPr>
-        <w:t xml:space="preserve">, </w:t>
-      </w:r>
-      <w:r>
-        <w:rPr>
-          <w:b/>
-          <w:bCs/>
-        </w:rPr>
-        <w:t xml:space="preserve"> </w:t>
-      </w:r>
       <w:r>
         <w:rPr>
           <w:b/>
@@ -143,17 +125,8 @@
           <w:b/>
           <w:bCs/>
         </w:rPr>
-        <w:t xml:space="preserve">dc </w:t>
-      </w:r>
-      <w:proofErr w:type="spellStart"/>
-      <w:r>
-        <w:rPr>
-          <w:b/>
-          <w:bCs/>
-        </w:rPr>
-        <w:t>shell</w:t>
-      </w:r>
-      <w:proofErr w:type="spellEnd"/>
+        <w:t>dc shell</w:t>
+      </w:r>
       <w:r>
         <w:rPr>
           <w:b/>
@@ -164,23 +137,7 @@
     </w:p>
     <w:p>
       <w:r>
-        <w:t>Inom virkning innebär ett "</w:t>
-      </w:r>
-      <w:proofErr w:type="spellStart"/>
-      <w:r>
-        <w:t>shell</w:t>
-      </w:r>
-      <w:proofErr w:type="spellEnd"/>
-      <w:r>
-        <w:t xml:space="preserve"> </w:t>
-      </w:r>
-      <w:proofErr w:type="spellStart"/>
-      <w:r>
-        <w:t>stitch</w:t>
-      </w:r>
-      <w:proofErr w:type="spellEnd"/>
-      <w:r>
-        <w:t xml:space="preserve">" (snäckmönster) att man virkar flera maskor i en och samma maska från föregående varv så att de bildar en solfjäder eller snäcka. </w:t>
+        <w:t xml:space="preserve">Inom virkning innebär ett "shell stitch" (snäckmönster) att man virkar flera maskor i en och samma maska från föregående varv så att de bildar en solfjäder eller snäcka. </w:t>
       </w:r>
     </w:p>
     <w:p>
@@ -240,16 +197,8 @@
         <w:rPr>
           <w:lang w:val="en-US"/>
         </w:rPr>
-        <w:t xml:space="preserve">dc) = </w:t>
-      </w:r>
-      <w:proofErr w:type="spellStart"/>
-      <w:r>
-        <w:rPr>
-          <w:lang w:val="en-US"/>
-        </w:rPr>
-        <w:t>stolpe</w:t>
-      </w:r>
-      <w:proofErr w:type="spellEnd"/>
+        <w:t>dc) = stolpe</w:t>
+      </w:r>
     </w:p>
     <w:p>
       <w:pPr>
@@ -277,6 +226,9 @@
           <w:numId w:val="2"/>
         </w:numPr>
       </w:pPr>
+      <w:r>
+        <w:t xml:space="preserve">Gör omslag. </w:t>
+      </w:r>
       <w:r>
         <w:t>Stick ner virknålen i den angivna maskan.</w:t>
       </w:r>
@@ -321,6 +273,9 @@
         </w:numPr>
       </w:pPr>
       <w:r>
+        <w:t xml:space="preserve">Gör omslag. </w:t>
+      </w:r>
+      <w:r>
         <w:t xml:space="preserve">Stick ner nålen i </w:t>
       </w:r>
       <w:r>
@@ -370,6 +325,9 @@
         </w:numPr>
       </w:pPr>
       <w:r>
+        <w:t xml:space="preserve">Gör omslag. </w:t>
+      </w:r>
+      <w:r>
         <w:t xml:space="preserve">Stick ner nålen i </w:t>
       </w:r>
       <w:r>
@@ -425,15 +383,7 @@
     </w:p>
     <w:p>
       <w:r>
-        <w:t xml:space="preserve">Du har nu gjort </w:t>
-      </w:r>
-      <w:proofErr w:type="gramStart"/>
-      <w:r>
-        <w:t>en  snäcka</w:t>
-      </w:r>
-      <w:proofErr w:type="gramEnd"/>
-      <w:r>
-        <w:t xml:space="preserve"> (eller en ökning) bestående av t</w:t>
+        <w:t>Du har nu gjort en snäcka (eller en ökning) bestående av t</w:t>
       </w:r>
       <w:r>
         <w:t>re</w:t>
